--- a/example_articles/states/Nebraska/1.states_Nebraska_New_York_Times.docx
+++ b/example_articles/states/Nebraska/1.states_Nebraska_New_York_Times.docx
@@ -29,17 +29,17 @@
     </w:p>
     <w:p>
       <w:r>
-        <w:t>Source File: NYT/44.DOCX</w:t>
+        <w:t>Source file: NYT/44.DOCX</w:t>
       </w:r>
     </w:p>
     <w:p>
       <w:r>
-        <w:t>Raw locations result: ['Nebraska']</w:t>
+        <w:t>Raw locations result, 'locations': ['Nebraska']</w:t>
       </w:r>
     </w:p>
     <w:p>
       <w:r>
-        <w:t>states_stand_flat (Standardized): Nebraska</w:t>
+        <w:t>Standardized locations result, 'states_stand_flat': Nebraska</w:t>
       </w:r>
     </w:p>
     <w:p>

--- a/example_articles/states/Nebraska/1.states_Nebraska_New_York_Times.docx
+++ b/example_articles/states/Nebraska/1.states_Nebraska_New_York_Times.docx
@@ -7,9 +7,7 @@
         <w:pStyle w:val="Heading1"/>
       </w:pPr>
       <w:r>
-        <w:t>UNEQUAL BURDEN: NEW YORK CITY PROPERTY TAXES - A SPECIAL REPORT:</w:t>
-        <w:br/>
-        <w:t>Some of the Rich Pay Less Tax Than the Other Homeowners</w:t>
+        <w:t>Flag Vote: The Effects Back Home</w:t>
       </w:r>
     </w:p>
     <w:p>
@@ -19,17 +17,17 @@
     </w:p>
     <w:p>
       <w:r>
-        <w:t>Date: 1990-05-29</w:t>
+        <w:t>Date: 1990-06-25</w:t>
       </w:r>
     </w:p>
     <w:p>
       <w:r>
-        <w:t>Section: Section A; Page 1, Column 1; Metropolitan Desk; Special Report</w:t>
+        <w:t>Section: Section A; Page 12, Column 1; National Desk</w:t>
       </w:r>
     </w:p>
     <w:p>
       <w:r>
-        <w:t>Source file: NYT/44.DOCX</w:t>
+        <w:t>Source file: NYT/46.DOCX</w:t>
       </w:r>
     </w:p>
     <w:p>
@@ -51,163 +49,75 @@
     </w:p>
     <w:p>
       <w:r>
-        <w:t>New York City's property-tax system, which has been criticized for a decade for placing a heavier burden on less-affluent homeowners than on wealthier ones, appears to have grown more inequitable.</w:t>
+        <w:t>On the floor of Congress two days earlier, Representative Peter Hoagland had voted against an amendment to the Constitution that would outlaw burning the American flag.</w:t>
         <w:br/>
-        <w:t>And the latest and most ambitious attempt at reform missed many of the poorer neighborhoods that have suffered the longest, a computer-assisted study by The New York Times has found.</w:t>
+        <w:t>Now he stood with the members of Veterans of Foreign Wars Post 10652 in a warm, dimly lighted banquet room in this tiny Nebraska town. Weeks ago, the veterans had asked the Democratic Congressman here to help present a folded flag to the family of Cpl. Ronald Bradley of the Army, declared missing in action in the Korean War in 1953.</w:t>
         <w:br/>
-        <w:t>The disparities are so glaring that owners of expensive houses sometimes pay lower property taxes than owners of much cheaper homes. Owners of houses of similar value often pay wildly different taxes.</w:t>
+        <w:t>Some veterans at the Saturday night gathering here returned Mr. Hoagland's smiles with hard stares. One man folded his arms deliberately rather than applaud his introduction. Another became so angry that he left the room when the Congressman rose to speak.</w:t>
         <w:br/>
-        <w:t>A brownstone worth $506,000 at 380 Clinton Street in the Carroll Gardens section of South Brooklyn has a lower tax bill than a small ranch house worth $175,000 at 148-63 Edgewood Street in the working-class neighborhood of Rosedale, Queens.</w:t>
+        <w:t>Afterward, the daughter of the lost soldier came forth to deliver her views to the Congressman, who won his seat in 1988 with 51 percent of the vote and faces tough opposition for re-election.</w:t>
         <w:br/>
-        <w:t>A house worth $185,000 at 129-01 Ninth Avenue in College Point, Queens, carries a lower tax than a house worth $157,000 at 191-22 109th Road in St. Albans, Queens.</w:t>
+        <w:t>''I support you,'' said Rhonda McAuliffe, 36 years old, who was born two months after her father was last seen.</w:t>
         <w:br/>
-        <w:t>In general, according to a report in January by State Comptroller Edward V. Regan, the victims of the system own homes in poor and working-class sections like Eastchester and Wakefield in the Bronx, East Flatbush and Bedford-Stuyvesant in Brooklyn and Rosedale and South Jamaica, Queens.</w:t>
-        <w:br/>
-        <w:t>Those homeowners, most of them black and Hispanic, are taxed more in proportion to the value of their houses than homeowners in wealthier areas.</w:t>
-        <w:br/>
-        <w:t>City officials acknowledge that the system has produced inequities; they have made large-scale efforts to cut excessive tax bills at least three times in the last decade. Most recently, in January, the Finance Department reduced the assessments - the fraction of a property's estimated value, on which real-estate taxes are based -for 70,000 houses. The reductions mean the city will forgo a record total of about $30 million in property taxes.</w:t>
-        <w:br/>
-        <w:t>The Times computer study of the 70,000 reductions found that half went to houses in one borough, Staten Island. Just 15 percent of the one-, two- and three-family houses in the city are on Staten Island. Yet the owners of two of every five houses in the relatively well-to-do borough were awarded reductions. Citywide, taxes were cut for 11 percent of all houses. The disparities Mr. Regan found involved houses, not co-ops, condominiums and rental apartments, which are taxed differently.</w:t>
-        <w:br/>
-        <w:t>The Times analysis, which was based on assessment data provided by the Finance Department, also showed that half the tax cuts went to houses worth at least $200,000.</w:t>
+        <w:t>''My father died for the freedoms the flag represents,'' she said. ''Our nation is strong enough to withstand the flag burners. We don't need to change the Constitution. Outlawing flag burning, that's what the Communists do.''</w:t>
         <w:br/>
         <w:t xml:space="preserve"> </w:t>
         <w:br/>
-        <w:t>Overtaxed, Before and After</w:t>
+        <w:t>Prepared to Face the Music</w:t>
         <w:br/>
-        <w:t>Although the reductions relieved some overburdened areas and some types of overtaxed housing, particularly newer units on Staten Island, they failed to lower taxes for houses in many of the very neighborhoods that have been overtaxed for decades.</w:t>
+        <w:t>Relief swept the face of the Congressman, who had come home this weekend prepared to face the music with a constituency that polls have showed overwhelmingly supported the amendment.</w:t>
         <w:br/>
-        <w:t>The findings of study raise fresh concerns about the fairness of the $7 billion-a-year property tax, the largest source of revenue in the city's $28 billion budget, at a time when New York faces huge budget deficits and will almost certainly be forced to raise property-tax rates.</w:t>
+        <w:t>''There was no political down side to voting for the amendment,'' Mr. Hoagland, a tall, rail-thin 48-year-old, said in an interview during a twilight drive from Omaha across 30 miles of bumpy country roads to the V.F.W. banquet here. ''But a vote like this one is closely associated with self-respect. ''In the past, there have been a few times that I have tilted more toward political considerations than I should have,'' he added. ''And I lived to regret it.''</w:t>
         <w:br/>
-        <w:t>City and state officials blame history and politics for the inequities. As the value of houses rose over many decades, the city seldom revised its assessments. As a result, the tax on more expensive houses was based on a lower and lower percentage of their actual worth.</w:t>
+        <w:t>The Congressman is opposed in the November election by Ally Milder, a 35-year-old conservative Republican who has already depicted Mr. Hoagland as being too liberal for the Second Congressional District, made up largely of the descendants of Western ranch hands and European immigrant laborers. For 40 of the 46 years preceding Mr. Hoagland's victory in 1988, this district had elected Republicans.</w:t>
         <w:br/>
-        <w:t>In response to a court decision that would have forced the city to raise taxes on underassessed properties, the Legislature decided to protect homeowners. It approved a bill in 1981 that prohibits the city from raising assessments on one-, two- and three-family houses more than 6 percent a year and more than 20 percent over five years.</w:t>
+        <w:t>Mr. Hoagland's advisers had strongly urged him to vote for the amendment, conjuring visions of television advertisements portraying him as a friend of flag burners.</w:t>
         <w:br/>
-        <w:t>City officials now say that the law, which the Koch administration supported, severely limited them in doing what was needed to correct inequities: raising assessments on houses that grew rapidly in value in the unprecedented real-estate surge of the 80's.</w:t>
+        <w:t>''This could cost us the election,'' Mr. Hoagland said an aide warned darkly. ''Is it really that important to you?'' 'We Disagree'</w:t>
         <w:br/>
-        <w:t>But the Comptroller and others, including the head of a city commission that studied the tax structure, say the city, too, is responsible for inconsistent assessment practices and for failing to use all the tools available under the state law to make the system fairer.</w:t>
+        <w:t>After the vote on Thursday, Mr. Hoagland returned home with a mission, like many others who voted against the measure, to rally support for his view that the decision was not just on protecting the flag, but rather was on the sanctity of the Constitution.</w:t>
         <w:br/>
-        <w:t>Finance Commissioner Carol O'Cleireacain said she was determined to address what she called ''the blatant inequalities'' in the property tax. She promised to overhaul the system, but she did not say how.</w:t>
+        <w:t>In what he termed a ''pre-emptive press conference,'' Mr. Hoagland stood flanked by three Vietnam veterans who supported his stand, and warned of the ''slippery slope'' of tinkering with the Bill of Rights.</w:t>
+        <w:br/>
+        <w:t>Later Saturday, during a children's parade in an Omaha neighborhood, an angry spectator called Mr. Hoagland to his side. He thrust a twisted flag pin toward the Congressman.</w:t>
+        <w:br/>
+        <w:t>''It's broken,'' the man said heatedly, ''just like the Congress.''</w:t>
+        <w:br/>
+        <w:t>When Mr. Hoagland tried to explain his position, the man shot back, ''We disagree.''</w:t>
+        <w:br/>
+        <w:t>The flag issue introduces a new element to a race that already features rather unusual political profiles.</w:t>
+        <w:br/>
+        <w:t>Mr. Hoagland comes from an old-line Republican family of prosperous Omaha business people.</w:t>
+        <w:br/>
+        <w:t>''I'm the first lawyer and Democrat in the family,'' he said, ''and my mother said she doesn't know which is worse.''</w:t>
+        <w:br/>
+        <w:t>Miss Milder comes from a working-class Jewish family in Omaha that often sided with the Democratic Party.</w:t>
+        <w:br/>
+        <w:t>But it remains unclear what effect the flag issue will have on the race. Walking through an arts festival near the Douglass County courthouse, Mr. Hoagland was approached by a dozen people who congratulated him on his stand. None expressed opposition.</w:t>
+        <w:br/>
+        <w:t>''I appreciated your vote on the flag,'' said Granville Welch, a 49-year-old Air Force veteran. ''It took a lot of courage.''</w:t>
+        <w:br/>
+        <w:t>Indeed, one woman chastised Mr. Hoagland for his earlier vote in support of an anti-flag burning law, which was later struck down by the Supreme Court.</w:t>
+        <w:br/>
+        <w:t>''I want to live in a country where you can burn the flag if you want,'' said Kathy Ford, a 35-year-old lawyer.</w:t>
+        <w:br/>
+        <w:t>While Mr. Hoagland was generally cheered by the reaction, he cautioned against reading too much into it. He noted that supporters were more likely to raise the issue with him than were detractors, ''especially in this part of the country, where people want to be nice to you.''</w:t>
         <w:br/>
         <w:t xml:space="preserve"> </w:t>
         <w:br/>
-        <w:t>Those Who Benefit Vote</w:t>
+        <w:t>Peril at Polls Affected Votes</w:t>
         <w:br/>
-        <w:t>A wholesale revision of the property tax would need the approval of the City Council and the Legislature. But the Dinkins administration is not likely to find much support in either chamber. Both have repeatedly acted in the last 10 years to retain the status quo, in part because the beneficiaries of the system - many of whom would face steep increases if it were made more equitable - are determined to preserve it, and they constitute a large vocal voting bloc.</w:t>
+        <w:t>Analysts say the flag issue will require some deft touches by politicians like Mr. Hoagland, but they do not expect the issue, by itself, to mean the difference in many elections.</w:t>
         <w:br/>
-        <w:t>''Revising the whole system would be a good thing to do, but it is a very long-term venture,'' said Assemblyman George Friedman, Democrat of the Bronx and chairman of the Committee on Real Property Taxation.</w:t>
+        <w:t>Still, lawmakers representing marginally Democratic districts seemed to approach the issue more cautiously than those with safer seats. Of the 21 representatives who won their most recent elections with less than 55 percent of the vote, just 7, including Mr. Hoagland, voted against the amendment. The safer Democrats reversed that proportion, opposing it by 153 to 81.</w:t>
         <w:br/>
-        <w:t>Edward L. Sadowsky, former chairman of the Council Finance Committee and the head of the city's Tax Study Commission, said political realities had made the property tax difficult to change.</w:t>
+        <w:t>''In isolation, I don't think the flag issue is going to swing an election,'' said Charles E. Cook, Washington analyst of House and Senate races, ''but if it is perceived as part of a pattern of being out of touch with the people back home, then it could do damage.''</w:t>
         <w:br/>
-        <w:t>''My house is exhibit 1,'' said Mr. Sadowsky, who lives in Beechhurst, Queens. ''It has gone up eight-fold in value since I bought it in 1969, while the taxes on the house have maybe gone up 20 or 25 percent. It's a great deal.'' Flaws in the System A Pricier House But a Smaller Tax Every year assessors estimate the market value of each of the nearly 609,000 one-, two- and three-family houses in the city. The assessment is a fraction of that projection, with the fraction set annually by the city.</w:t>
+        <w:t>One voter here, Dan Szgda, a 33-year-old engineer, for example, said the flag issue ''is not a major thing.'' But he added, ''If there are many other things like that, I'll be voting against him.''</w:t>
         <w:br/>
-        <w:t>An examination by The Times of sales of houses in Brooklyn, Queens and the Bronx in 1989 showed that assessments and tax bills can have little relation to the actual values of the houses.</w:t>
+        <w:t>That is precisely the strategy of Miss Milder, the Republcan. ''This is just the latest example demonstrating how out of step he is with the people of eastern Nebraska,'' Miss Milder said.</w:t>
         <w:br/>
-        <w:t>A four-story brownstone at 380 Clinton Street in Carroll Gardens was sold in November for $506,000. It is assessed at $12,080.</w:t>
-        <w:br/>
-        <w:t>In the less-affluent neighborhood of Rosedale, a small one-story ranch house at 148-63 Edgewood Street was sold in October for $175,000. Its assessment is $12,720, or $640 higher than the Brooklyn house that is worth nearly three times as much.</w:t>
-        <w:br/>
-        <w:t>At the 1990 tax rate for single-family homes - $9.452 for each $100 of assessed value - the tax on the $175,000 house would be $1,202. The tax on the $506,000 house would be $1,141.</w:t>
-        <w:br/>
-        <w:t>Not all the disparities were between well-to-do primarily white neighborhoods and less-wealthy parts, where minorities live. Two houses in similar middle-class areas of Brooklyn with virtually the same assessment were sold last year. One, at 7724 10th Avenue in the Bay Ridge area, was bought for $395,000 and is assessed at $17,040. The other, at 1780 East Ninth Street near Kings Highway sold for $900,000 and is assessed at $17,670. Mapping the Failures Inequities Know No Boundaries If such cases seem extreme, the Comptroller's study indicates that disparities are the rule rather than the exception. The report, based on a review of three years of house sales, found ''a distressing lack of uniformity within every property class and within almost every neighborhood in the city.''</w:t>
-        <w:br/>
-        <w:t>In general, it noted, ''the less valuable the property, the more it is taxed in relation to its market value.'' In 1988, the report found, owners of an average one-family house worth less than $100,000 paid almost twice the property tax per dollar of market value than owners of an average house worth more than $200,000.</w:t>
-        <w:br/>
-        <w:t>Mr. Regan, echoing city officials, placed some of the blame on the law limiting assessment increases. That constrained the city from increasing assessments and taxes as fast as real-estate prices were rising in many desirable neighborhoods like Park Slope and Cobble Hill in Brooklyn and Forest Hills, Queens. That factor gave these areas a relative advantage over stable or declining areas.</w:t>
-        <w:br/>
-        <w:t>Owners of one-family houses in the Fort Greene section, for example, pay twice as much tax in proportion to the values of their houses than nearby homeowners in Brooklyn's most expensive neighborhood, Brooklyn Heights.</w:t>
-        <w:br/>
-        <w:t xml:space="preserve"> </w:t>
-        <w:br/>
-        <w:t>The Rich May Suffer, Too</w:t>
-        <w:br/>
-        <w:t>The system is so inconsistent that great disparities show up even between affluent communities. Houses in Cobble Hill and the Riverdale section of the Bronx sold for an average of $400,000 in 1984, 1988 and 1989, the years studied by the Comptroller. But Riverdale homeowners paid nearly three times more property tax than those in Cobble Hill.</w:t>
-        <w:br/>
-        <w:t>Assessing is not an exact science. Each one-, two- and three-family house, a total of 608,843 in January, is evaluated every year by assessors. They examine the properties, analyze sale prices and use sophisticated computer programs to determine assessments. The State Board of Equalization, which monitors the property-tax system, says a residential property is properly assessed if the ratio of its assessment to its market value is within 10 percent of the average ratio for such properties citywide.</w:t>
-        <w:br/>
-        <w:t>The Comptroller's study found, however, that in 1988 and 1989 the average assessment error in the city was 43 percent for one-family houses. On a house valued at $200,000, the owner should have paid $1,153 in property tax. But with a 43 percent assessment error, there was an equal chance that the owner paid taxes as high as $1,648 or as low as $658.</w:t>
-        <w:br/>
-        <w:t>The average error was even worse for other properties, the study concluded. In 1988 and 1989, the annual tax on a walk-up apartment building worth $300,000 could have been as little as $982 or as much as $6,100.</w:t>
-        <w:br/>
-        <w:t>Mr. Regan's office documented similar, though less extreme, disparities in a report released in 1981. Still, the new findings surprised the Comptroller's staff, because the city had followed all its major recommendations, including hiring additional assessors and using computers more sophisticatedly.</w:t>
-        <w:br/>
-        <w:t>In another report in 1981, the New York Public Interest Research Group said that two of every three houses that it surveyed were incorrectly assessed and that ''individuals owning less-expensive homes are generally discriminated against.''</w:t>
-        <w:br/>
-        <w:t>The Equalization and Assessment Board has found similar patterns.</w:t>
-        <w:br/>
-        <w:t>The city commissioned researchers from New York University to study the tax. Their report in 1980 stated, ''The present system discriminates substantially in favor of better-off households.''</w:t>
-        <w:br/>
-        <w:t>The report recommended that the city assess all property at full market value. Proponents say that that would let a homeowner judge the accuracy of an assessment and compare it easily with others. The Koch administration never released the report. A 'Remedy' Tried Assessments Cut, But Bias Remained Even within the current system the city can make taxes fairer by lowering assessments on properties that have been overvalued. It tried to do that in January, with the reductions for 70,000 houses.</w:t>
-        <w:br/>
-        <w:t>The Times analysis found that 34,727 of the reductions, or about half, went to Staten Island. That meant that nearly 40 percent of 89,712 one-, two- and three-family houses in the borough received tax cuts. An additional 20,662 reductions went in Queens, or 8 percent of the borough's houses.</w:t>
-        <w:br/>
-        <w:t>Half the reductions citywide went to houses worth at least $200,000, the computer study showed, and 40 percent went to houses built in the last 20 years.</w:t>
-        <w:br/>
-        <w:t>Less expensive houses, particularly in working-class areas of Brooklyn and the Bronx, have historically been among the most overassessed. But the study found that the reductions in January hardly benefited the owners of those homes at all. Just 13,640 houses of all types were awarded reductions in those two boroughs.</w:t>
-        <w:br/>
-        <w:t xml:space="preserve"> </w:t>
-        <w:br/>
-        <w:t>Some Corrections Made</w:t>
-        <w:br/>
-        <w:t>Finance Department officials said their strategy had been based purely on mathematical calculations. They tried to identify and redress overassessments by lowering the assessment ratio, to 8 percent of market value this year from 8.9 percent last year.</w:t>
-        <w:br/>
-        <w:t>The Times study showed that the strategy apparently succeeded in correcting the tax bills of newer houses. Because of court rulings, newer houses tend to be assessed at higher rates than those for older houses. But the reductions did not succeed in eliminating the other, more longstanding, bias noted by the series of reports on the tax.</w:t>
-        <w:br/>
-        <w:t>''To the extent that it did not address all the inequities, it was a partial solution,'' Jeffrey Schanback, a Deputy Finance Commissioner, said of the city's corrections.</w:t>
-        <w:br/>
-        <w:t>Of course, as the property values soared in the 1980's, the city also increased the assessments on hundreds of thousands of houses each year. Last year, the assessments on 526,800 houses were raised, and in January 537,500 homeowners saw their assessments increase.</w:t>
-        <w:br/>
-        <w:t>A preliminary survey by the Finance Department in 1986 suggested that assessments were going up more than 5 percent a year, close to the legal limit, in many desirable neighborhoods. But neither the department nor outside monitors determined whether the city had increased the assessments on all applicable properties to the full extent allowed by state law. Faulting the City Some of those who have studied the property tax said the city could have done more this year to eliminate inequities. They said the city should have gone further by reducing assessments on more houses or, as a matter of social policy, by concentrating on helping poorer homeowners saddled with unfairly high tax bills.</w:t>
-        <w:br/>
-        <w:t>''It's just as arbitrary as the rest of the system, just as back room and roll of the dice as everything else they do,'' said Gene Russianoff of the New York Public Interest Research Group. ''They should be targeting the low- and moderate-value homes.''</w:t>
-        <w:br/>
-        <w:t>Finance Department officials said they had corrected the assessments that were most out of line.</w:t>
-        <w:br/>
-        <w:t>But others questioned the reliability of the formulas, particularly because they are based on the city's estimates of market values. The Comptroller's study indicated that actual sale prices were often much higher than the city's estimates of market values.</w:t>
-        <w:br/>
-        <w:t>Among the properties examined by The Times, there were sometimes vast discrepancies between sale prices and the city's market-value estimates. The house in the Kings Highway area of Brooklyn that sold for $900,000 was valued by the city at $349,000. Two other houses in Brooklyn sold for $650,000; one was valued by the city at $720,000 and the other at $281,000.</w:t>
-        <w:br/>
-        <w:t>Another two houses were estimated by the city to have the same value, $225,000. One sold for $165,000 and the other for $368,000.</w:t>
-        <w:br/>
-        <w:t>Perhaps the most egregious example was a house in Manhattan that sold last year for $8.3 million. The city subsequently estimated its market value at $4.7 million and, following its formulas, awarded the property a $27,000 cut in its assessment. The new owner will save $2,550 in taxes. A 'Remedy' Avoided When Politics Enters the Equation When Ms. O'Cleireacain, then an economist for District Council 37, the municipal employees' union, testified 10 years ago in Albany on full-market assessment, she said she was in favor of it - and she was spat upon by a spectator.</w:t>
-        <w:br/>
-        <w:t>Now that she is Finance Commissioner, Ms. O'Cleireacain hedges on the issue. But she added in an interview, ''Blatant inequalities are simply, at some point, unacceptable.''</w:t>
-        <w:br/>
-        <w:t>The consensus among outside experts is that the city should move to full-market assessments. Buffalo and Rochester have done so, and Syracuse is shifting to it. But it seems unlikely that New York will follow soon. ''From a practical point of view, you couldn't do it,'' said Assemblyman Friedman.</w:t>
-        <w:br/>
-        <w:t>It is not that lawmakers are unaware of the inequities. Mr. Friedman tells the story of two legislators, one from Staten Island and one from Brooklyn. The Brooklynite's house is more expensive, Mr. Friedman said, but the Staten Islander's house has a higher assessment and tax bill.</w:t>
-        <w:br/>
-        <w:t xml:space="preserve"> </w:t>
-        <w:br/>
-        <w:t>A Break? Not at All</w:t>
-        <w:br/>
-        <w:t>In a sense, the current system seems almost calculated to perpetuate itself. Its beneficiaries would pay more if the system were made more equitable, and so they fight to retain it. Victims often do not even know they are overtaxed. When they receive a notice of an assessment increase, they see that their home is assessed at a fraction of what it is worth and may think they are getting a break, unaware that others are assessed at far lower rates.</w:t>
-        <w:br/>
-        <w:t>''The tax notices are designed to hoodwink the taxpayers,'' Mr. Russianoff said. ''People are led to believe that somehow they are getting away with something.''</w:t>
-        <w:br/>
-        <w:t>But if some of them are overassessed, as a group owners of houses have received preferential treatment compared with owners of other properties. State law permits the city to assess commercial property at much higher percentages of market values. The law also allows the city to raise assessments on rental apartment buildings, as well as on co-operatives and condominiums, much more quickly than on houses. Impact on Office Buildings In addition, the City Council has been able to raise or lower the share of property-tax revenue borne by the various types of properties by as much as 5 percent a year. In large part because of the Council's actions, the share paid by one-, two- and three-family houses was reduced, from 14.1 percent of the total in 1983 to 11.6 percent last year.</w:t>
-        <w:br/>
-        <w:t>At the same time, the burden on office buildings and factories grew, from 41.6 to 47.8 percent, city records show. Yet the values of one-, two- and three-family houses rose faster than commercial properties.</w:t>
-        <w:br/>
-        <w:t>''It's pure politics, in terms of who votes in this city, and one-, two- and three-family homeowners vote,'' said Steven Spinola, president of the Real Estate Board of New York.</w:t>
-        <w:br/>
-        <w:t xml:space="preserve"> </w:t>
-        <w:br/>
-        <w:t>Comparing The Houses</w:t>
-        <w:br/>
-        <w:t>To study patterns of real-estate tax-assessment reductions in New York City, The New York Times obtained computer records of the 70,000 reductions on one- two- and three-family homes from the Finance Department.</w:t>
-        <w:br/>
-        <w:t>The records were used to create a computer database that permitted analysis of the number and extent of reductions by characteristics like location, age and market value.</w:t>
-        <w:br/>
-        <w:t>To allow comparisons to earlier studies by the State Comptroller's office, the records were matched by block and lot number to the Comptroller's definitions of neighborhoods.</w:t>
-        <w:br/>
-        <w:t xml:space="preserve"> </w:t>
-        <w:br/>
-        <w:t>To Request A Reduction</w:t>
-        <w:br/>
-        <w:t>Homeowners who think their property is overassessed can seek reductions from the New York City Tax Commission. Commission members, who have wide discretion to grant or deny assessment reductions, hold hearings early each spring.</w:t>
-        <w:br/>
-        <w:t>Applicants have to show their assessments are unreasonably high by comparison with houses of similar worth. This year, the city set assessments for one-,&gt; two- and three-family houses at 8 percent of market value.</w:t>
+        <w:t>She said she had not decided whether to use political ads focusing on Mr. Hoagland's flag vote. ''Let's see how the summer goes.''</w:t>
         <w:br/>
         <w:br/>
         <w:t>Graphic</w:t>
@@ -215,7 +125,7 @@
         <w:br/>
         <w:t xml:space="preserve"> </w:t>
         <w:br/>
-        <w:t>map of New York City</w:t>
+        <w:t>Photo: Representative Peter Hoagland, left, after presenting a flag to relatives of Cpl. Ronald Bradley, who was declared missing in action in the Korean War in 1953. From the right were Corporal Bradley's father, David; daughter, Rhonda McAuliffe; granddaughter, Laura Hoschar, and wife, Florence. (Tom Plambeck for The New York Times)</w:t>
       </w:r>
     </w:p>
     <w:sectPr>

--- a/example_articles/states/Nebraska/1.states_Nebraska_New_York_Times.docx
+++ b/example_articles/states/Nebraska/1.states_Nebraska_New_York_Times.docx
@@ -7,7 +7,7 @@
         <w:pStyle w:val="Heading1"/>
       </w:pPr>
       <w:r>
-        <w:t>Flag Vote: The Effects Back Home</w:t>
+        <w:t>Culture Club</w:t>
       </w:r>
     </w:p>
     <w:p>
@@ -17,17 +17,17 @@
     </w:p>
     <w:p>
       <w:r>
-        <w:t>Date: 1990-06-25</w:t>
+        <w:t>Date: 2007-03-25</w:t>
       </w:r>
     </w:p>
     <w:p>
       <w:r>
-        <w:t>Section: Section A; Page 12, Column 1; National Desk</w:t>
+        <w:t>Section: Section 6; 'T'; Column 1; T: Travel Magazine; Pg. 64; The Talk</w:t>
       </w:r>
     </w:p>
     <w:p>
       <w:r>
-        <w:t>Source file: NYT/46.DOCX</w:t>
+        <w:t>Source file: NYT/52.DOCX</w:t>
       </w:r>
     </w:p>
     <w:p>
@@ -49,75 +49,72 @@
     </w:p>
     <w:p>
       <w:r>
-        <w:t>On the floor of Congress two days earlier, Representative Peter Hoagland had voted against an amendment to the Constitution that would outlaw burning the American flag.</w:t>
+        <w:t>When I tell people I'm originally from Omaha, they often confuse it with Oklahoma or Iowa. ''Omaha,'' a Manhattan photographer I met the other day said. ''That's near Nebraska, isn't it?'' Omaha is one of those ultimate flyover places, an urban Podunk so vaguely situated in coastal Americans' mental maps that the mere mention of it can actually halt conversation.</w:t>
         <w:br/>
-        <w:t>Now he stood with the members of Veterans of Foreign Wars Post 10652 in a warm, dimly lighted banquet room in this tiny Nebraska town. Weeks ago, the veterans had asked the Democratic Congressman here to help present a folded flag to the family of Cpl. Ronald Bradley of the Army, declared missing in action in the Korean War in 1953.</w:t>
+        <w:t xml:space="preserve">Sometimes I rattle off the names of movie stars from Omaha: Fred Astaire, Henry Fonda, Marlon Brando, Nick Nolte. . . . Of course, this pantheon also implies that it is a place that requires its most exciting citizens to move on. Since Warren Buffett has become a household name, though, the city acquired a somewhat perverse new brand identity as an extraordinarily ordinary city where the most brilliant American investor and second-richest man in the country chooses to live, of all places! </w:t>
         <w:br/>
-        <w:t>Some veterans at the Saturday night gathering here returned Mr. Hoagland's smiles with hard stares. One man folded his arms deliberately rather than applaud his introduction. Another became so angry that he left the room when the Congressman rose to speak.</w:t>
+        <w:t xml:space="preserve">  For the past three decades, I'd returned to Omaha once every year or two strictly to visit my parents, so my experience of the city had been pretty much limited to drives to and from the airport. But around 2003, I started hearing from New Yorkers that a kind of cultural awakening was afoot in my hometown.</w:t>
         <w:br/>
-        <w:t>Afterward, the daughter of the lost soldier came forth to deliver her views to the Congressman, who won his seat in 1988 with 51 percent of the vote and faces tough opposition for re-election.</w:t>
+        <w:t xml:space="preserve">  Omaha? </w:t>
         <w:br/>
-        <w:t>''I support you,'' said Rhonda McAuliffe, 36 years old, who was born two months after her father was last seen.</w:t>
+        <w:t xml:space="preserve">  It isn't yet Seattle or Austin, but it's no longer some kind of Great Plains version of Hartford or Fresno, either. ''Alternative'' and ''independent'' aren't just marketing catchwords in Omaha. The blossoming is real and multifarious. It didn't happen overnight. And it certainly didn't happen as a result of any grand master plan by the city establishment. Rather, it has been the improbable result of the hard work of a few local heroes. </w:t>
         <w:br/>
-        <w:t>''My father died for the freedoms the flag represents,'' she said. ''Our nation is strong enough to withstand the flag burners. We don't need to change the Constitution. Outlawing flag burning, that's what the Communists do.''</w:t>
+        <w:t xml:space="preserve">  In 1968 I turned 14 and underwent the classic apostasy of the day, transforming from a stamp-collecting, Nixon-campaign nerd to a pot-smoking, antiwar muckraker. A certain grotty block downtown on Howard Street instantly became my countercultural ground zero. The neighborhood, known as the Old Market, was excitingly urban, with faded commercial signs painted on the sides of unoccupied 19th-century warehouses, entirely unlike my leafy ''Leave It to Beaver'' neighborhood. In one building, an art gallery and a head shop had opened. Next door was a jerry-built movie theater called the Edison Exposure, where that fall I saw my first art film -- the regional premiere of Andy Warhol's ''Chelsea Girls.'' Bliss was it in that dawn to be alive, and to be young was very heaven.</w:t>
         <w:br/>
-        <w:t xml:space="preserve"> </w:t>
+        <w:t xml:space="preserve">  When I left Omaha in the '70s, the cool shops and restaurants extended only a hundred yards from the epicenter. The toehold of hip seemed doomed to remain only a toehold. If that. In 1988, as architectural preservation had become America's happy default mode, Omaha gave ham-fisted urban renewal one last gasp: east of the Old Market, 27 fine old buildings were demolished. I sort of gave up on the place. But during the decade I wasn't paying attention, the tide turned. The city was persuaded not to wipe away several more blocks of warehouses south of the Old Market district to build its convention center. And in the '90s, the area quadrupled in size -- building by building, organically.</w:t>
         <w:br/>
-        <w:t>Prepared to Face the Music</w:t>
+        <w:t xml:space="preserve">  Some of my boyhood outposts of urban cool remain: the Antiquarium bookstore, Homer's Music and Gifts, M's Pub, the French Cafe (which in 1969 called itself the best French restaurant between Chicago and San Francisco). Dozens of new restaurants and shops have joined them, including the charmingly un-American bistro La Buvette and Jackson Street Booksellers, my all-time favorite used-book store in America. Soon more than 1,000 new condominiums will enter the market, mostly converted lofts, but also a handsome new low-rise development (called, inevitably, SoMa, for ''south of the Market''). From one building hangs a marketing banner. ''Model,'' it says on the front, and on the back, ''Carpe Diem.'' </w:t>
         <w:br/>
-        <w:t>Relief swept the face of the Congressman, who had come home this weekend prepared to face the music with a constituency that polls have showed overwhelmingly supported the amendment.</w:t>
+        <w:t xml:space="preserve">  The main reason the Old Market wasn't wiped away is that a single family happened to own most of the real estate. That, and the fact that the family members are not, shall we say, typical Omahans.</w:t>
         <w:br/>
-        <w:t>''There was no political down side to voting for the amendment,'' Mr. Hoagland, a tall, rail-thin 48-year-old, said in an interview during a twilight drive from Omaha across 30 miles of bumpy country roads to the V.F.W. banquet here. ''But a vote like this one is closely associated with self-respect. ''In the past, there have been a few times that I have tilted more toward political considerations than I should have,'' he added. ''And I lived to regret it.''</w:t>
+        <w:t xml:space="preserve">  Sam Mercer arrived in 1866 and bought up swaths of the city. His grandson, also named Sam and now in his 80s, has overseen the family interests mainly from France. On one of his regular reconnaissance trips in 1964, Cedric Hartman, a young Omahan who had gone to New York but returned and who later became a designer, suggested to Mercer that he turn his defunct warehouses into a district of stylish shops, restaurants, theaters, apartments. Back then, that was a bizarre, visionary notion; SoHo did not yet exist. </w:t>
         <w:br/>
-        <w:t>The Congressman is opposed in the November election by Ally Milder, a 35-year-old conservative Republican who has already depicted Mr. Hoagland as being too liberal for the Second Congressional District, made up largely of the descendants of Western ranch hands and European immigrant laborers. For 40 of the 46 years preceding Mr. Hoagland's victory in 1988, this district had elected Republicans.</w:t>
+        <w:t xml:space="preserve">  Mercer's son Mark, who had grown up on the East Coast and in Switzerland, soon moved to Omaha -- temporarily, it was thought, to help get the project on its feet. Forty years later, he and his German-born photographer wife still live in the Old Market, although they keep a Paris apartment. Mark Mercer is a distracted, Woody Allenish man. He had no training in urban planning. ''I did read Jane Jacobs,'' he said. ''It seemed obvious. But the real businesspeople didn't think it would work.'' </w:t>
         <w:br/>
-        <w:t>Mr. Hoagland's advisers had strongly urged him to vote for the amendment, conjuring visions of television advertisements portraying him as a friend of flag burners.</w:t>
+        <w:t xml:space="preserve">  Hartman, meanwhile, became a renowned furniture and lighting designer. ''In this deadly situation'' -- Omaha back in the day, he means -- ''you could get work done if you had an adventurous mind.'' His headquarters is a 79-year-old former factory on the Old Market's edge. ''We were deadly bored with this town, and I wanted to make it better,'' he said. ''The Mercers haven't messed it up. And Ree Schonlau has been marvelous.''</w:t>
         <w:br/>
-        <w:t>''This could cost us the election,'' Mr. Hoagland said an aide warned darkly. ''Is it really that important to you?'' 'We Disagree'</w:t>
+        <w:t xml:space="preserve">  Schonlau, 61, grew up in a working-class neighborhood near the Old Market with dreams of being an artist. At the University of Omaha (now the University of Nebraska), she explained, ''all my professors said, 'If you're gonna make art, you've gotta leave town.' '' After spending time in New York, she returned to Omaha in 1971, leased space for a gallery in one of the Mercers' buildings -- 12,000 square feet, $300 a month -- cut up her surplus footage into artists' studios and discovered her metier: not making art but enabling it. She turned the former Bemis Bag factory into a warren of studios and invited artists from around the world to come for residencies. Today more than 600 apply each year, and the Bemis Center occupies 100,000 square feet in two renovated warehouses. It has become, in effect, Omaha's museum of contemporary art. Schonlau now spends most of her time overseeing the business of her husband, the Japanese-born sculptor and painter Jun Kaneko. The couple are turning another building into a ''creativity museum'' that's to open in 2009.</w:t>
         <w:br/>
-        <w:t>After the vote on Thursday, Mr. Hoagland returned home with a mission, like many others who voted against the measure, to rally support for his view that the decision was not just on protecting the flag, but rather was on the sanctity of the Constitution.</w:t>
+        <w:t xml:space="preserve">  For young Americans, Omaha is probably best known as the home of a whole bunch of indie rock musicians -- members of the Faint, Cursive, the Good Life, Tilly and the Wall, Azure Ray and, most famously, Bright Eyes. They play in one another's bands, produce one another's records and nearly all release CDs through the local Saddle Creek label. Robb Nansel dreamed up Saddle Creek as a University of Nebraska business major; it was his thesis project. He grew up in Omaha and attended Creighton Prep, the local Roman Catholic high school. Many Saddle Creek musicians, including Conor Oberst (a k a Bright Eyes), also went to Prep, as it's called. As did the director Alexander Payne, who has set and filmed three movies here.</w:t>
         <w:br/>
-        <w:t>In what he termed a ''pre-emptive press conference,'' Mr. Hoagland stood flanked by three Vietnam veterans who supported his stand, and warned of the ''slippery slope'' of tinkering with the Bill of Rights.</w:t>
+        <w:t xml:space="preserve">  ''We're just sort of doing things the way we want to do them,'' Nansel said. Because Omaha is a cheap place to live -- a 1,300-square-foot loft in the Old Market rents for $575 a month -- he and his musicians are spared the financial anxiety of places like New York and L.A. ''I like to believe in the concept of putting out a record because it's good,'' he said, ''not to sell records.'' Saddle Creek releases six albums a year and has repeatedly turned down offers to be acquired by a big label. </w:t>
         <w:br/>
-        <w:t>Later Saturday, during a children's parade in an Omaha neighborhood, an angry spectator called Mr. Hoagland to his side. He thrust a twisted flag pin toward the Congressman.</w:t>
+        <w:t xml:space="preserve">  And it has recruited musicians from elsewhere to join its happy few, its band of brothers. Stefanie Drootin, now 28, was on tour with her L.A. band in 1996 when their van broke down in Omaha. She started playing with the Good Life and Bright Eyes and moved in with a bandmate. The former Athens, Ga., band Azure Ray -- Maria Taylor and Orenda Fink -- fell in love with Oberst and Todd Baechle of the Faint, respectively, and moved to Omaha. ''It was just a boy-based decision,'' Fink joked.</w:t>
         <w:br/>
-        <w:t>''It's broken,'' the man said heatedly, ''just like the Congress.''</w:t>
+        <w:t xml:space="preserve">  The Internet has made it possible for people to pursue serious creative careers in a place like Nebraska, but also anywhere else. Why has it worked so weirdly well in Omaha? Beyond talent, it's because the musicians have longstanding bonds to one another and the city. ''We were all in it together,'' Nansel explained, and ''nobody wanted to be the first to throw in the towel.''</w:t>
         <w:br/>
-        <w:t>When Mr. Hoagland tried to explain his position, the man shot back, ''We disagree.''</w:t>
+        <w:t xml:space="preserve">  In short, Omaha's cultural moment is all about the application of the great Midwestern bourgeois virtues -- thrift, square dealing, humility, hard work -- to bohemian artistic projects. On this, everyone agrees. </w:t>
         <w:br/>
-        <w:t>The flag issue introduces a new element to a race that already features rather unusual political profiles.</w:t>
+        <w:t xml:space="preserve">  ''People here do business on a handshake,'' said Cary Tobin, the Bemis Center's residency program director, who was ''dying to get out of here'' when she graduated from high school in 1988 but returned after living in Italy and Seattle for a decade. Sarah Wilson was the assistant music editor for Interview in 2005 when she met Tim Kasher (Cursive, the Good Life) in New York. He convinced her to come to Omaha with him to write her novel. ''They are workaholics,'' she says of the Saddle Creek musicians. </w:t>
         <w:br/>
-        <w:t>Mr. Hoagland comes from an old-line Republican family of prosperous Omaha business people.</w:t>
+        <w:t xml:space="preserve">  Nansel and his colleagues work so hard, in fact, that they've stumbled into real estate development. About a mile north of the Old Market, Saddle Creek is almost finished building a complex that will have retail space, a restaurant, apartments, the record company's offices, a music venue and a nonprofit film art house called Film Streams. </w:t>
         <w:br/>
-        <w:t>''I'm the first lawyer and Democrat in the family,'' he said, ''and my mother said she doesn't know which is worse.''</w:t>
+        <w:t xml:space="preserve">  Rachel Jacobson, 28, the founder of Film Streams, moved from Omaha to New York in 2000 with a plan: for five years she'd apprentice at Miramax Films and WNYC, the public radio station, then move back. Alexander Payne is on her board (disclosure: so am I), and in short order, she raised $1.5 million, mainly from locals. ''At first I had so much empty space in my head,'' she said. ''Moving back to Omaha was like when your ears ring right after you leave a loud concert. But it's so much easier to get things done.''</w:t>
         <w:br/>
-        <w:t>Miss Milder comes from a working-class Jewish family in Omaha that often sided with the Democratic Party.</w:t>
+        <w:t xml:space="preserve">  For all these people, New York is the cultural lodestar, not Los Angeles. The novelist Timothy Schaffert lived in Brooklyn in the '90s, working as a book publicist. He ''really loved New York,'' but after a breakup, he returned to his native Nebraska. It was ''supposed to be temporary, a sanitarium experience.'' That was 12 years ago.Besides writing, he began the (Downtown) Omaha Lit Fest, in part, he says, as a pretext for importing New York authors for a couple of days a year. But he adores the un-New-Yorky anti-sophistication of the local sophisticates. ''I'm relieved that Omaha doesn't take itself too seriously in any obnoxious way,'' he said. ''There's still a touch of the honky-tonk, and there are still some lingering tones of self-deprecation.'' </w:t>
         <w:br/>
-        <w:t>But it remains unclear what effect the flag issue will have on the race. Walking through an arts festival near the Douglass County courthouse, Mr. Hoagland was approached by a dozen people who congratulated him on his stand. None expressed opposition.</w:t>
+        <w:t xml:space="preserve">  I've never encountered an alternative sensibility lashed to such chamber of commerce enthusiasm. Rob Walters was a Chicago-based photographer and filmmaker who went to college with Nansel and moved to Omaha in 2004. Saddle Creek is ''so gung-ho about staying here,'' Walters said. ''Because Omaha is missing the metropolitan cultural thing, they don't want that to go away.'' </w:t>
         <w:br/>
-        <w:t>''I appreciated your vote on the flag,'' said Granville Welch, a 49-year-old Air Force veteran. ''It took a lot of courage.''</w:t>
+        <w:t xml:space="preserve">  ''There's no way,'' he said, ''that I could see Rachel doing what she's doing here five years ago.'' In 2007, as opposed to 2002, said Brigitte McQueen, a New York emigre who telecommutes as the production manager of TeenPeople.com, ''something's changed. People are no longer hibernating. Our generation is about to take control and make the city the kind we want to live in.'' </w:t>
         <w:br/>
-        <w:t>Indeed, one woman chastised Mr. Hoagland for his earlier vote in support of an anti-flag burning law, which was later struck down by the Supreme Court.</w:t>
+        <w:t xml:space="preserve">  Sarah Wilson told me in December that she was moving back to New York with Kasher. </w:t>
         <w:br/>
-        <w:t>''I want to live in a country where you can burn the flag if you want,'' said Kathy Ford, a 35-year-old lawyer.</w:t>
+        <w:t xml:space="preserve">  ''I miss the electricity,'' she said. What normal 28-year-old would not? But she's rethought her plans since. ''As everyone predicted,'' she wrote in an e-mail message, ''the charms of Omaha are starting to wrestle me down to its frosty ground.'' For now, she's staying. </w:t>
         <w:br/>
-        <w:t>While Mr. Hoagland was generally cheered by the reaction, he cautioned against reading too much into it. He noted that supporters were more likely to raise the issue with him than were detractors, ''especially in this part of the country, where people want to be nice to you.''</w:t>
+        <w:t xml:space="preserve">  Essentials Omaha, Nebraska</w:t>
         <w:br/>
-        <w:t xml:space="preserve"> </w:t>
+        <w:t xml:space="preserve">  HOTEL Good lodging options in Omaha are fairly limited. The most stylish place is the Magnolia Hotel, which has rooms with fireplaces in a 1924 neo-Classical-style building (1615 Howard Street; 402-341-2500; doubles from $169).</w:t>
         <w:br/>
-        <w:t>Peril at Polls Affected Votes</w:t>
+        <w:t xml:space="preserve">  OLD MARKET Most of the city's shops, cultural attractions and bars are concentrated in this historic area of refurbished warehouses downtown. Bemis Center for Contemporary Arts Cutting-edge exhibits and artist residences. 724 S. 12th Street; (402) 341-7130; www.bemiscenter.org. The French Cafe 38-year-old bistro, a local institution. 1017 Howard Street; (402) 341-3547; entrees $18 to $47. Holland Performing Arts Center Modern concert hall designed by James Polshek. 1200 Douglas Street; (402) 345-0606; www.omahaperformingarts.com. Homer's Music and Gifts HQ for Saddle Creek musicians and vintage vinyl. 1114 Howard Street; (402) 346-0264. Jackson Street Booksellers One of the very best used-book stores, anywhere. 1119 Jackson Street; (402) 341-2664. La Buvette Sophisticated wine bar with gourmet grocery in back. 511 S. 11th Street; (402) 344-8627; entrees $9 to $14. M's Pub Busy brasserie with solid pub grub. 422 S. 11th Street; (402) 342-2550; entrees $5 to $18. V. Mertz Continental fare in a former fruit cellar. 1022 Howard Street; (402) 345-8980; entrees $25 to $43.</w:t>
         <w:br/>
-        <w:t>Analysts say the flag issue will require some deft touches by politicians like Mr. Hoagland, but they do not expect the issue, by itself, to mean the difference in many elections.</w:t>
+        <w:t xml:space="preserve">  ELSEWHERE DOWNTOWN There are more places of interest just outside the Old Market district. Goofy Foot Lodge Low-key indie rock bar. 1012 S. 10th Street; (402) 280-1012; www.goofyfootlodge.com. Joslyn Art Museum 19th- and 20th-century European and American art. 2200 Dodge Street; (402) 342-3300; www.joslyn.org. Orpheum Theater Grand old stage for local and national performing arts. 409 S. 16th Street; (402) 345-0606. </w:t>
         <w:br/>
-        <w:t>Still, lawmakers representing marginally Democratic districts seemed to approach the issue more cautiously than those with safer seats. Of the 21 representatives who won their most recent elections with less than 55 percent of the vote, just 7, including Mr. Hoagland, voted against the amendment. The safer Democrats reversed that proportion, opposing it by 153 to 81.</w:t>
+        <w:t xml:space="preserve">  NODO ''North of Downtown,'' an up-and-coming area that this summer will become the home of Saddle Creek's bar/music venue/office/apartment complex (729 N. 14th Street; www.theslowdown.com). It will also house the two-screen independent cinema Film Streams (402-933-0259; www.filmstreams.org).</w:t>
         <w:br/>
-        <w:t>''In isolation, I don't think the flag issue is going to swing an election,'' said Charles E. Cook, Washington analyst of House and Senate races, ''but if it is perceived as part of a pattern of being out of touch with the people back home, then it could do damage.''</w:t>
+        <w:t xml:space="preserve">  MIDTOWN/DUNDEE The area around Warren Buffett's neighborhood also has some cool spots. 49'r Lounge Alternative rock venue. 4824 Dodge Street; (402) 554-5841. The Brother's Lounge Microbrews and darts. 3812 Farnam Street; (402) 553-9744. when to go A particularly good time to visit is during the (Downtown) Omaha Lit Fest (www.omahalitfest.com), which attracts writers and poets from across the country for readings, exhibitions and more. This year's will be held Sept. 14-15.</w:t>
         <w:br/>
-        <w:t>One voter here, Dan Szgda, a 33-year-old engineer, for example, said the flag issue ''is not a major thing.'' But he added, ''If there are many other things like that, I'll be voting against him.''</w:t>
         <w:br/>
-        <w:t>That is precisely the strategy of Miss Milder, the Republcan. ''This is just the latest example demonstrating how out of step he is with the people of eastern Nebraska,'' Miss Milder said.</w:t>
-        <w:br/>
-        <w:t>She said she had not decided whether to use political ads focusing on Mr. Hoagland's flag vote. ''Let's see how the summer goes.''</w:t>
+        <w:t>http://www.nytimes.com</w:t>
         <w:br/>
         <w:br/>
         <w:t>Graphic</w:t>
@@ -125,7 +122,17 @@
         <w:br/>
         <w:t xml:space="preserve"> </w:t>
         <w:br/>
-        <w:t>Photo: Representative Peter Hoagland, left, after presenting a flag to relatives of Cpl. Ronald Bradley, who was declared missing in action in the Korean War in 1953. From the right were Corporal Bradley's father, David; daughter, Rhonda McAuliffe; granddaughter, Laura Hoschar, and wife, Florence. (Tom Plambeck for The New York Times)</w:t>
+        <w:t>Photos: Local talent Clockwise from top left: an art studio at the Bemis Center in downtown Omaha</w:t>
+        <w:br/>
+        <w:t>Robb Nansel, founder of Saddle Creek records</w:t>
+        <w:br/>
+        <w:t>Jun Kaneko's ceramic sculptures</w:t>
+        <w:br/>
+        <w:t>Ree Schonlau, a key figure in Omaha's rebirth.</w:t>
+        <w:br/>
+        <w:t>Market value From left: La Buvette provides a bit of European bistro sophistication in Omaha</w:t>
+        <w:br/>
+        <w:t xml:space="preserve"> artists from around the globe work at the Bemis Center, a former bag factory. (Photographs by Brian Ulrich)</w:t>
       </w:r>
     </w:p>
     <w:sectPr>
